--- a/Your_ad_could_be_here_case_2/Отчет_Здесь_могла_быть_ваша_реклама.docx
+++ b/Your_ad_could_be_here_case_2/Отчет_Здесь_могла_быть_ваша_реклама.docx
@@ -4,7 +4,26 @@
   <w:body>
     <w:p>
       <w:pPr>
-        <w:ind w:left="709" w:firstLine="0"/>
+        <w:jc w:val="center"/>
+        <w:rPr>
+          <w:b/>
+          <w:bCs/>
+          <w:sz w:val="32"/>
+          <w:szCs w:val="24"/>
+        </w:rPr>
+      </w:pPr>
+      <w:r>
+        <w:rPr>
+          <w:b/>
+          <w:bCs/>
+          <w:sz w:val="32"/>
+          <w:szCs w:val="24"/>
+        </w:rPr>
+        <w:t>Кейс 2. Автоматизация создания и проведения документов в 1С</w:t>
+      </w:r>
+    </w:p>
+    <w:p>
+      <w:pPr>
         <w:jc w:val="center"/>
         <w:rPr>
           <w:sz w:val="32"/>
@@ -16,156 +35,648 @@
           <w:sz w:val="32"/>
           <w:szCs w:val="24"/>
         </w:rPr>
-        <w:t>Здесь могла быть ваша реклама</w:t>
-      </w:r>
-    </w:p>
-    <w:p>
-      <w:pPr>
-        <w:ind w:left="709" w:firstLine="0"/>
+        <w:t>Команда: “Здесь могла быть ваша реклама”</w:t>
+      </w:r>
+    </w:p>
+    <w:p>
+      <w:pPr>
+        <w:spacing w:before="0" w:after="0" w:line="240" w:lineRule="auto"/>
+        <w:jc w:val="right"/>
+      </w:pPr>
+      <w:r>
+        <w:t>Участники: Ермолина С.А.,</w:t>
+      </w:r>
+    </w:p>
+    <w:p>
+      <w:pPr>
+        <w:spacing w:before="0" w:after="0" w:line="240" w:lineRule="auto"/>
+        <w:jc w:val="right"/>
+      </w:pPr>
+      <w:r>
+        <w:t>Жаров С.Д.,</w:t>
+      </w:r>
+    </w:p>
+    <w:p>
+      <w:pPr>
+        <w:spacing w:before="0" w:after="0" w:line="240" w:lineRule="auto"/>
+        <w:jc w:val="right"/>
+      </w:pPr>
+      <w:proofErr w:type="spellStart"/>
+      <w:r>
+        <w:t>Игаев</w:t>
+      </w:r>
+      <w:proofErr w:type="spellEnd"/>
+      <w:r>
+        <w:t xml:space="preserve"> Д.В.,</w:t>
+      </w:r>
+    </w:p>
+    <w:p>
+      <w:pPr>
+        <w:spacing w:before="0" w:after="0" w:line="240" w:lineRule="auto"/>
+        <w:jc w:val="right"/>
+      </w:pPr>
+      <w:proofErr w:type="spellStart"/>
+      <w:r>
+        <w:t>Малчевский</w:t>
+      </w:r>
+      <w:proofErr w:type="spellEnd"/>
+      <w:r>
+        <w:t xml:space="preserve"> М.А.,</w:t>
+      </w:r>
+    </w:p>
+    <w:p>
+      <w:pPr>
+        <w:spacing w:before="0" w:after="0" w:line="240" w:lineRule="auto"/>
+        <w:jc w:val="right"/>
+      </w:pPr>
+      <w:r>
+        <w:t>Постников Д.С.</w:t>
+      </w:r>
+    </w:p>
+    <w:p>
+      <w:pPr>
         <w:jc w:val="center"/>
       </w:pPr>
       <w:r>
-        <w:t>Кейс 2 - RPA-робот для создания документов в 1С по входным данным</w:t>
+        <w:t>Постановка задачи</w:t>
+      </w:r>
+    </w:p>
+    <w:p>
+      <w:r>
+        <w:t>В рамках кейса требовалось разработать RPA-робота, который по структурированным входным данным автоматически создаёт учётные документы «Счёт покупателю» в системе 1</w:t>
+      </w:r>
+      <w:proofErr w:type="gramStart"/>
+      <w:r>
+        <w:t>С:Бухгалтерия</w:t>
+      </w:r>
+      <w:proofErr w:type="gramEnd"/>
+      <w:r>
+        <w:t xml:space="preserve"> предприятия КОРП (редакция 3.0) через веб-интерфейс. Обязательные требования: поддержка входных форматов JSON и </w:t>
+      </w:r>
+      <w:proofErr w:type="spellStart"/>
+      <w:r>
+        <w:t>Excel</w:t>
+      </w:r>
+      <w:proofErr w:type="spellEnd"/>
+      <w:r>
+        <w:t>, надёжная браузерная автоматизация, логирование каждого шага и формирование отчёта о результатах работы.</w:t>
+      </w:r>
+    </w:p>
+    <w:p>
+      <w:pPr>
+        <w:jc w:val="center"/>
+      </w:pPr>
+      <w:r>
+        <w:t>Реализация</w:t>
+      </w:r>
+    </w:p>
+    <w:p>
+      <w:r>
+        <w:t>Проект выполнен в среде </w:t>
+      </w:r>
+      <w:proofErr w:type="spellStart"/>
+      <w:r>
+        <w:t>Puzzle</w:t>
+      </w:r>
+      <w:proofErr w:type="spellEnd"/>
+      <w:r>
+        <w:t xml:space="preserve"> RPA </w:t>
+      </w:r>
+      <w:proofErr w:type="spellStart"/>
+      <w:r>
+        <w:t>Studio</w:t>
+      </w:r>
+      <w:proofErr w:type="spellEnd"/>
+      <w:r>
+        <w:t xml:space="preserve"> 3.0.3. Робот реализован как набор взаимодействующих компонентов-процессов.</w:t>
+      </w:r>
+    </w:p>
+    <w:p>
+      <w:pPr>
+        <w:jc w:val="center"/>
+      </w:pPr>
+      <w:r>
+        <w:t>Архитектура</w:t>
+      </w:r>
+    </w:p>
+    <w:p>
+      <w:r>
+        <w:t>Проект состоит из шести компонентов: </w:t>
+      </w:r>
+      <w:proofErr w:type="spellStart"/>
+      <w:r>
+        <w:t>Main</w:t>
+      </w:r>
+      <w:proofErr w:type="spellEnd"/>
+      <w:r>
+        <w:t> (точка входа, управление сценарием), </w:t>
+      </w:r>
+      <w:proofErr w:type="spellStart"/>
+      <w:r>
+        <w:t>Config</w:t>
+      </w:r>
+      <w:proofErr w:type="spellEnd"/>
+      <w:r>
+        <w:t> (параметры подключения к 1С), </w:t>
+      </w:r>
+      <w:proofErr w:type="spellStart"/>
+      <w:r>
+        <w:t>Logger</w:t>
+      </w:r>
+      <w:proofErr w:type="spellEnd"/>
+      <w:r>
+        <w:t> (запись событий в </w:t>
+      </w:r>
+      <w:proofErr w:type="spellStart"/>
+      <w:proofErr w:type="gramStart"/>
+      <w:r>
+        <w:t>logs.json</w:t>
+      </w:r>
+      <w:proofErr w:type="spellEnd"/>
+      <w:proofErr w:type="gramEnd"/>
+      <w:r>
+        <w:t>), </w:t>
+      </w:r>
+      <w:proofErr w:type="spellStart"/>
+      <w:r>
+        <w:t>FIleHandler</w:t>
+      </w:r>
+      <w:proofErr w:type="spellEnd"/>
+      <w:r>
+        <w:t> (чтение входных данных), </w:t>
+      </w:r>
+      <w:proofErr w:type="spellStart"/>
+      <w:r>
+        <w:t>FormHandler</w:t>
+      </w:r>
+      <w:proofErr w:type="spellEnd"/>
+      <w:r>
+        <w:t xml:space="preserve"> (пользовательский интерфейс выбора файла и настроек), 1C </w:t>
+      </w:r>
+      <w:proofErr w:type="spellStart"/>
+      <w:r>
+        <w:t>integration</w:t>
+      </w:r>
+      <w:proofErr w:type="spellEnd"/>
+      <w:r>
+        <w:t> (вспомогательный HTTP API к 1С).</w:t>
+      </w:r>
+    </w:p>
+    <w:p>
+      <w:pPr>
+        <w:jc w:val="center"/>
+      </w:pPr>
+      <w:r>
+        <w:t>Пользовательский интерфейс</w:t>
+      </w:r>
+    </w:p>
+    <w:p>
+      <w:r>
+        <w:lastRenderedPageBreak/>
+        <w:t>Перед запуском робот показывает графическую форму, в которой оператор выбирает входной файл и при необходимости меняет параметры подключения (URL базы, логин, пароль). Пароль маскируется в логах символами ***.</w:t>
+      </w:r>
+    </w:p>
+    <w:p>
+      <w:pPr>
+        <w:jc w:val="center"/>
+      </w:pPr>
+      <w:r>
+        <w:t>Чтение входных данных</w:t>
+      </w:r>
+    </w:p>
+    <w:p>
+      <w:r>
+        <w:t>Компонент </w:t>
+      </w:r>
+      <w:proofErr w:type="spellStart"/>
+      <w:r>
+        <w:t>FIleHandler</w:t>
+      </w:r>
+      <w:proofErr w:type="spellEnd"/>
+      <w:r>
+        <w:t> поддерживает два формата:</w:t>
+      </w:r>
+    </w:p>
+    <w:p>
+      <w:proofErr w:type="gramStart"/>
+      <w:r>
+        <w:t>.</w:t>
+      </w:r>
+      <w:proofErr w:type="spellStart"/>
+      <w:r>
+        <w:t>json</w:t>
+      </w:r>
+      <w:proofErr w:type="spellEnd"/>
+      <w:proofErr w:type="gramEnd"/>
+      <w:r>
+        <w:t> — массив документов с вложенными позициями товаров;</w:t>
+      </w:r>
+    </w:p>
+    <w:p>
+      <w:r>
+        <w:t>.</w:t>
+      </w:r>
+      <w:proofErr w:type="spellStart"/>
+      <w:r>
+        <w:t>xlsx</w:t>
+      </w:r>
+      <w:proofErr w:type="spellEnd"/>
+      <w:r>
+        <w:t> — плоская таблица (одна строка = один товар), где строки группируются по номеру счёта для восстановления вложенной структуры.</w:t>
+      </w:r>
+    </w:p>
+    <w:p>
+      <w:pPr>
+        <w:jc w:val="center"/>
+      </w:pPr>
+      <w:r>
+        <w:t>Браузерная автоматизация</w:t>
+      </w:r>
+    </w:p>
+    <w:p>
+      <w:r>
+        <w:t xml:space="preserve">Робот управляет браузером </w:t>
+      </w:r>
+      <w:proofErr w:type="spellStart"/>
+      <w:r>
+        <w:t>Chrome</w:t>
+      </w:r>
+      <w:proofErr w:type="spellEnd"/>
+      <w:r>
+        <w:t xml:space="preserve"> через библиотеку </w:t>
+      </w:r>
+      <w:proofErr w:type="spellStart"/>
+      <w:r>
+        <w:t>web_automation_pydoll</w:t>
+      </w:r>
+      <w:proofErr w:type="spellEnd"/>
+      <w:r>
+        <w:t> (</w:t>
+      </w:r>
+      <w:proofErr w:type="spellStart"/>
+      <w:r>
+        <w:t>Chrome</w:t>
+      </w:r>
+      <w:proofErr w:type="spellEnd"/>
+      <w:r>
+        <w:t xml:space="preserve"> </w:t>
+      </w:r>
+      <w:proofErr w:type="spellStart"/>
+      <w:r>
+        <w:t>DevTools</w:t>
+      </w:r>
+      <w:proofErr w:type="spellEnd"/>
+      <w:r>
+        <w:t xml:space="preserve"> </w:t>
+      </w:r>
+      <w:proofErr w:type="spellStart"/>
+      <w:r>
+        <w:t>Protocol</w:t>
+      </w:r>
+      <w:proofErr w:type="spellEnd"/>
+      <w:r>
+        <w:t>). Авторизация выполняется вводом логина и пароля в поля веб-формы 1С. Факт загрузки главного окна системы определяется методом машинного зрения — ожидание появления эталонного изображения 1с_ready_window.png с порогом совпадения 0,8 и таймаутом 40 секунд.</w:t>
+      </w:r>
+    </w:p>
+    <w:p>
+      <w:r>
+        <w:t>Для устойчивости автоматизации реализована двухуровневая система поиска элементов:</w:t>
+      </w:r>
+    </w:p>
+    <w:p>
+      <w:r>
+        <w:t xml:space="preserve">Основной уровень — поиск по </w:t>
+      </w:r>
+      <w:proofErr w:type="spellStart"/>
+      <w:r>
+        <w:t>XPath</w:t>
+      </w:r>
+      <w:proofErr w:type="spellEnd"/>
+      <w:r>
+        <w:t>/CSS-селектору через CDP. Это быстрый и точный способ, работающий при стабильной структуре DOM 1С.</w:t>
+      </w:r>
+    </w:p>
+    <w:p>
+      <w:r>
+        <w:t xml:space="preserve">Резервный уровень (машинное зрение) — если </w:t>
+      </w:r>
+      <w:proofErr w:type="spellStart"/>
+      <w:r>
+        <w:t>XPath</w:t>
+      </w:r>
+      <w:proofErr w:type="spellEnd"/>
+      <w:r>
+        <w:t>-поиск не даёт результата, автоматически активируется поиск элемента по эталонному скриншоту (библиотеки </w:t>
+      </w:r>
+      <w:proofErr w:type="spellStart"/>
+      <w:r>
+        <w:t>expect_screen_images</w:t>
+      </w:r>
+      <w:proofErr w:type="spellEnd"/>
+      <w:r>
+        <w:t> и </w:t>
+      </w:r>
+      <w:proofErr w:type="spellStart"/>
+      <w:r>
+        <w:t>click_on_picture</w:t>
+      </w:r>
+      <w:proofErr w:type="spellEnd"/>
+      <w:r>
+        <w:t xml:space="preserve">). Для каждого ключевого элемента формы подготовлен собственный эталонный снимок: поля логина и пароля, кнопка «Войти», кнопка «Создать», поля «Контрагент» </w:t>
+      </w:r>
+      <w:r>
+        <w:lastRenderedPageBreak/>
+        <w:t>и «Организация», кнопка «Добавить» строку товара, поле «Количество», кнопки сохранения и проведения.</w:t>
+      </w:r>
+    </w:p>
+    <w:p>
+      <w:r>
+        <w:t>Такой подход обеспечивает работоспособность робота даже при изменении идентификаторов элементов на стороне 1С.</w:t>
+      </w:r>
+    </w:p>
+    <w:p>
+      <w:pPr>
+        <w:jc w:val="center"/>
+      </w:pPr>
+      <w:r>
+        <w:t>Создание и заполнение документа</w:t>
+      </w:r>
+    </w:p>
+    <w:p>
+      <w:r>
+        <w:t xml:space="preserve">После авторизации робот переходит в раздел «Продажи → Счета покупателям», нажимает «Создать» и последовательно заполняет: поле «Контрагент» (с подтверждением из справочника нажатием </w:t>
+      </w:r>
+      <w:proofErr w:type="spellStart"/>
+      <w:r>
+        <w:t>Enter</w:t>
+      </w:r>
+      <w:proofErr w:type="spellEnd"/>
+      <w:r>
+        <w:t>), поле «Организация», затем для каждой позиции товара добавляет строку в табличную часть и вводит номенклатуру, количество и цену.</w:t>
+      </w:r>
+    </w:p>
+    <w:p>
+      <w:pPr>
+        <w:jc w:val="center"/>
+      </w:pPr>
+      <w:r>
+        <w:t>Проведение документов</w:t>
+      </w:r>
+    </w:p>
+    <w:p>
+      <w:r>
+        <w:t>Входные данные содержат флаг </w:t>
+      </w:r>
+      <w:proofErr w:type="spellStart"/>
+      <w:r>
+        <w:t>submit</w:t>
+      </w:r>
+      <w:proofErr w:type="spellEnd"/>
+      <w:r>
+        <w:t>. Если значение </w:t>
+      </w:r>
+      <w:proofErr w:type="spellStart"/>
+      <w:r>
+        <w:t>true</w:t>
+      </w:r>
+      <w:proofErr w:type="spellEnd"/>
+      <w:r>
+        <w:t>, робот после заполнения нажимает «Провести и закрыть» — документ фиксируется в учёте. Если </w:t>
+      </w:r>
+      <w:proofErr w:type="spellStart"/>
+      <w:r>
+        <w:t>false</w:t>
+      </w:r>
+      <w:proofErr w:type="spellEnd"/>
+      <w:r>
+        <w:t> — документ только сохраняется без проведения. Это позволяет операторам гибко управлять процессом: создавать черновики или сразу проводить документы.</w:t>
+      </w:r>
+    </w:p>
+    <w:p>
+      <w:pPr>
+        <w:jc w:val="center"/>
+      </w:pPr>
+      <w:r>
+        <w:t>Отчётность</w:t>
+      </w:r>
+    </w:p>
+    <w:p>
+      <w:r>
+        <w:t>По завершении обработки всех документов результат каждого сохраняется в файл </w:t>
+      </w:r>
+      <w:proofErr w:type="spellStart"/>
+      <w:r>
+        <w:t>resource</w:t>
+      </w:r>
+      <w:proofErr w:type="spellEnd"/>
+      <w:r>
+        <w:t>/report.csv в формате двух колонок: </w:t>
+      </w:r>
+      <w:proofErr w:type="spellStart"/>
+      <w:r>
+        <w:t>document</w:t>
+      </w:r>
+      <w:proofErr w:type="spellEnd"/>
+      <w:r>
+        <w:t> (номер счёта) и </w:t>
+      </w:r>
+      <w:proofErr w:type="spellStart"/>
+      <w:r>
+        <w:t>status</w:t>
+      </w:r>
+      <w:proofErr w:type="spellEnd"/>
+      <w:r>
+        <w:t> (</w:t>
+      </w:r>
+      <w:proofErr w:type="spellStart"/>
+      <w:r>
+        <w:t>success</w:t>
+      </w:r>
+      <w:proofErr w:type="spellEnd"/>
+      <w:r>
+        <w:t> / </w:t>
+      </w:r>
+      <w:proofErr w:type="spellStart"/>
+      <w:r>
+        <w:t>error</w:t>
+      </w:r>
+      <w:proofErr w:type="spellEnd"/>
+      <w:r>
+        <w:t>). Детальный пошаговый лог всего сеанса работы записывается в </w:t>
+      </w:r>
+      <w:proofErr w:type="spellStart"/>
+      <w:r>
+        <w:t>resource</w:t>
+      </w:r>
+      <w:proofErr w:type="spellEnd"/>
+      <w:r>
+        <w:t>/</w:t>
+      </w:r>
+      <w:proofErr w:type="spellStart"/>
+      <w:r>
+        <w:t>logs.json</w:t>
+      </w:r>
+      <w:proofErr w:type="spellEnd"/>
+      <w:r>
+        <w:t> с указанием операц</w:t>
       </w:r>
       <w:bookmarkStart w:id="0" w:name="_GoBack"/>
       <w:bookmarkEnd w:id="0"/>
-    </w:p>
-    <w:p>
-      <w:pPr>
-        <w:ind w:left="709" w:firstLine="0"/>
-      </w:pPr>
-      <w:r>
-        <w:t xml:space="preserve">Описание проекта представлено в </w:t>
-      </w:r>
-      <w:r>
-        <w:rPr>
-          <w:lang w:val="en-US"/>
-        </w:rPr>
-        <w:t>README</w:t>
-      </w:r>
-      <w:r>
-        <w:t>.</w:t>
-      </w:r>
-      <w:r>
-        <w:rPr>
-          <w:lang w:val="en-US"/>
-        </w:rPr>
-        <w:t>md</w:t>
-      </w:r>
-      <w:r>
-        <w:t xml:space="preserve"> </w:t>
-      </w:r>
-      <w:r>
-        <w:t>файле с архитектурой и схемой данных.</w:t>
-      </w:r>
-    </w:p>
-    <w:p>
-      <w:pPr>
-        <w:ind w:left="709" w:firstLine="0"/>
+      <w:r>
+        <w:t>ии, статуса, сообщения и времени.</w:t>
+      </w:r>
+    </w:p>
+    <w:p>
+      <w:pPr>
         <w:jc w:val="center"/>
       </w:pPr>
       <w:r>
-        <w:drawing>
-          <wp:inline distT="0" distB="0" distL="0" distR="0" wp14:anchorId="14E8DC18" wp14:editId="55B2D96D">
-            <wp:extent cx="4136296" cy="2865120"/>
-            <wp:effectExtent l="0" t="0" r="0" b="0"/>
-            <wp:docPr id="1" name="Рисунок 1"/>
-            <wp:cNvGraphicFramePr>
-              <a:graphicFrameLocks xmlns:a="http://schemas.openxmlformats.org/drawingml/2006/main" noChangeAspect="1"/>
-            </wp:cNvGraphicFramePr>
-            <a:graphic xmlns:a="http://schemas.openxmlformats.org/drawingml/2006/main">
-              <a:graphicData uri="http://schemas.openxmlformats.org/drawingml/2006/picture">
-                <pic:pic xmlns:pic="http://schemas.openxmlformats.org/drawingml/2006/picture">
-                  <pic:nvPicPr>
-                    <pic:cNvPr id="1" name=""/>
-                    <pic:cNvPicPr/>
-                  </pic:nvPicPr>
-                  <pic:blipFill>
-                    <a:blip r:embed="rId4"/>
-                    <a:stretch>
-                      <a:fillRect/>
-                    </a:stretch>
-                  </pic:blipFill>
-                  <pic:spPr>
-                    <a:xfrm>
-                      <a:off x="0" y="0"/>
-                      <a:ext cx="4145946" cy="2871805"/>
-                    </a:xfrm>
-                    <a:prstGeom prst="rect">
-                      <a:avLst/>
-                    </a:prstGeom>
-                  </pic:spPr>
-                </pic:pic>
-              </a:graphicData>
-            </a:graphic>
-          </wp:inline>
-        </w:drawing>
-      </w:r>
-    </w:p>
-    <w:p>
-      <w:pPr>
-        <w:ind w:left="709" w:firstLine="0"/>
-        <w:jc w:val="center"/>
-      </w:pPr>
-      <w:r>
-        <w:t>Рис 1 – Основная часть</w:t>
-      </w:r>
-    </w:p>
-    <w:p>
-      <w:pPr>
-        <w:ind w:left="709" w:firstLine="0"/>
-        <w:jc w:val="center"/>
-      </w:pPr>
-      <w:r>
-        <w:rPr>
-          <w:noProof/>
-        </w:rPr>
-        <w:drawing>
-          <wp:inline distT="0" distB="0" distL="0" distR="0" wp14:anchorId="3B92713D" wp14:editId="7C0EF57E">
-            <wp:extent cx="4572000" cy="2742223"/>
-            <wp:effectExtent l="0" t="0" r="0" b="1270"/>
-            <wp:docPr id="2" name="Рисунок 2"/>
-            <wp:cNvGraphicFramePr>
-              <a:graphicFrameLocks xmlns:a="http://schemas.openxmlformats.org/drawingml/2006/main" noChangeAspect="1"/>
-            </wp:cNvGraphicFramePr>
-            <a:graphic xmlns:a="http://schemas.openxmlformats.org/drawingml/2006/main">
-              <a:graphicData uri="http://schemas.openxmlformats.org/drawingml/2006/picture">
-                <pic:pic xmlns:pic="http://schemas.openxmlformats.org/drawingml/2006/picture">
-                  <pic:nvPicPr>
-                    <pic:cNvPr id="1" name=""/>
-                    <pic:cNvPicPr/>
-                  </pic:nvPicPr>
-                  <pic:blipFill>
-                    <a:blip r:embed="rId5"/>
-                    <a:stretch>
-                      <a:fillRect/>
-                    </a:stretch>
-                  </pic:blipFill>
-                  <pic:spPr>
-                    <a:xfrm>
-                      <a:off x="0" y="0"/>
-                      <a:ext cx="4580329" cy="2747219"/>
-                    </a:xfrm>
-                    <a:prstGeom prst="rect">
-                      <a:avLst/>
-                    </a:prstGeom>
-                  </pic:spPr>
-                </pic:pic>
-              </a:graphicData>
-            </a:graphic>
-          </wp:inline>
-        </w:drawing>
-      </w:r>
-    </w:p>
-    <w:p>
-      <w:pPr>
-        <w:ind w:left="709" w:firstLine="0"/>
-        <w:jc w:val="center"/>
-      </w:pPr>
-      <w:r>
-        <w:t>Рис 2 – Форма для пользователя</w:t>
-      </w:r>
-    </w:p>
+        <w:t>Результаты</w:t>
+      </w:r>
+    </w:p>
+    <w:p>
+      <w:pPr>
+        <w:pStyle w:val="a5"/>
+        <w:numPr>
+          <w:ilvl w:val="0"/>
+          <w:numId w:val="4"/>
+        </w:numPr>
+        <w:ind w:left="851" w:firstLine="283"/>
+      </w:pPr>
+      <w:r>
+        <w:t>MVP полностью реализует все требования кейса. Робот успешно:</w:t>
+      </w:r>
+    </w:p>
+    <w:p>
+      <w:pPr>
+        <w:pStyle w:val="a5"/>
+        <w:numPr>
+          <w:ilvl w:val="0"/>
+          <w:numId w:val="4"/>
+        </w:numPr>
+        <w:ind w:left="851" w:firstLine="283"/>
+      </w:pPr>
+      <w:r>
+        <w:t xml:space="preserve">читает входные данные из </w:t>
+      </w:r>
+      <w:proofErr w:type="gramStart"/>
+      <w:r>
+        <w:t>файлов .</w:t>
+      </w:r>
+      <w:proofErr w:type="spellStart"/>
+      <w:r>
+        <w:t>json</w:t>
+      </w:r>
+      <w:proofErr w:type="spellEnd"/>
+      <w:proofErr w:type="gramEnd"/>
+      <w:r>
+        <w:t> и .</w:t>
+      </w:r>
+      <w:proofErr w:type="spellStart"/>
+      <w:r>
+        <w:t>xlsx</w:t>
+      </w:r>
+      <w:proofErr w:type="spellEnd"/>
+      <w:r>
+        <w:t>;</w:t>
+      </w:r>
+    </w:p>
+    <w:p>
+      <w:pPr>
+        <w:pStyle w:val="a5"/>
+        <w:numPr>
+          <w:ilvl w:val="0"/>
+          <w:numId w:val="4"/>
+        </w:numPr>
+        <w:ind w:left="851" w:firstLine="283"/>
+      </w:pPr>
+      <w:r>
+        <w:lastRenderedPageBreak/>
+        <w:t>авторизуется в веб-версии 1</w:t>
+      </w:r>
+      <w:proofErr w:type="gramStart"/>
+      <w:r>
+        <w:t>С:Бухгалтерия</w:t>
+      </w:r>
+      <w:proofErr w:type="gramEnd"/>
+      <w:r>
+        <w:t>;</w:t>
+      </w:r>
+    </w:p>
+    <w:p>
+      <w:pPr>
+        <w:pStyle w:val="a5"/>
+        <w:numPr>
+          <w:ilvl w:val="0"/>
+          <w:numId w:val="4"/>
+        </w:numPr>
+        <w:ind w:left="851" w:firstLine="283"/>
+      </w:pPr>
+      <w:r>
+        <w:t>создаёт и заполняет документы «Счёт покупателю» с нужными контрагентами, организациями и позициями товаров;</w:t>
+      </w:r>
+    </w:p>
+    <w:p>
+      <w:pPr>
+        <w:pStyle w:val="a5"/>
+        <w:numPr>
+          <w:ilvl w:val="0"/>
+          <w:numId w:val="4"/>
+        </w:numPr>
+        <w:ind w:left="851" w:firstLine="283"/>
+      </w:pPr>
+      <w:r>
+        <w:t>опционально проводит каждый документ в зависимости от флага </w:t>
+      </w:r>
+      <w:proofErr w:type="spellStart"/>
+      <w:r>
+        <w:t>submit</w:t>
+      </w:r>
+      <w:proofErr w:type="spellEnd"/>
+      <w:r>
+        <w:t>;</w:t>
+      </w:r>
+    </w:p>
+    <w:p>
+      <w:pPr>
+        <w:pStyle w:val="a5"/>
+        <w:numPr>
+          <w:ilvl w:val="0"/>
+          <w:numId w:val="4"/>
+        </w:numPr>
+        <w:ind w:left="851" w:firstLine="283"/>
+      </w:pPr>
+      <w:r>
+        <w:t>формирует CSV-отчёт с результатами обработки;</w:t>
+      </w:r>
+    </w:p>
+    <w:p>
+      <w:pPr>
+        <w:pStyle w:val="a5"/>
+        <w:numPr>
+          <w:ilvl w:val="0"/>
+          <w:numId w:val="4"/>
+        </w:numPr>
+        <w:ind w:left="851" w:firstLine="283"/>
+      </w:pPr>
+      <w:r>
+        <w:t>ведёт детальный лог в JSON.</w:t>
+      </w:r>
+    </w:p>
+    <w:p>
+      <w:r>
+        <w:t>Двухуровневая система поиска элементов (</w:t>
+      </w:r>
+      <w:proofErr w:type="spellStart"/>
+      <w:r>
+        <w:t>XPath</w:t>
+      </w:r>
+      <w:proofErr w:type="spellEnd"/>
+      <w:r>
+        <w:t xml:space="preserve"> + машинное зрение) обеспечивает надёжность автоматизации при возможных изменениях интерфейса 1С. Модульная архитектура проекта позволяет легко расширять функциональность: добавлять новые типы документов, форматы входных данных или методы интеграции.</w:t>
+      </w:r>
+    </w:p>
+    <w:p/>
     <w:sectPr>
       <w:pgSz w:w="11906" w:h="16838"/>
       <w:pgMar w:top="1134" w:right="850" w:bottom="1134" w:left="1701" w:header="708" w:footer="708" w:gutter="0"/>
@@ -174,6 +685,583 @@
     </w:sectPr>
   </w:body>
 </w:document>
+</file>
+
+<file path=word/numbering.xml><?xml version="1.0" encoding="utf-8"?>
+<w:numbering xmlns:wpc="http://schemas.microsoft.com/office/word/2010/wordprocessingCanvas" xmlns:cx="http://schemas.microsoft.com/office/drawing/2014/chartex" xmlns:cx1="http://schemas.microsoft.com/office/drawing/2015/9/8/chartex" xmlns:cx2="http://schemas.microsoft.com/office/drawing/2015/10/21/chartex" xmlns:cx3="http://schemas.microsoft.com/office/drawing/2016/5/9/chartex" xmlns:cx4="http://schemas.microsoft.com/office/drawing/2016/5/10/chartex" xmlns:cx5="http://schemas.microsoft.com/office/drawing/2016/5/11/chartex" xmlns:cx6="http://schemas.microsoft.com/office/drawing/2016/5/12/chartex" xmlns:cx7="http://schemas.microsoft.com/office/drawing/2016/5/13/chartex" xmlns:cx8="http://schemas.microsoft.com/office/drawing/2016/5/14/chartex" xmlns:mc="http://schemas.openxmlformats.org/markup-compatibility/2006" xmlns:aink="http://schemas.microsoft.com/office/drawing/2016/ink" xmlns:am3d="http://schemas.microsoft.com/office/drawing/2017/model3d" xmlns:o="urn:schemas-microsoft-com:office:office" xmlns:r="http://schemas.openxmlformats.org/officeDocument/2006/relationships" xmlns:m="http://schemas.openxmlformats.org/officeDocument/2006/math" xmlns:v="urn:schemas-microsoft-com:vml" xmlns:wp14="http://schemas.microsoft.com/office/word/2010/wordprocessingDrawing" xmlns:wp="http://schemas.openxmlformats.org/drawingml/2006/wordprocessingDrawing" xmlns:w10="urn:schemas-microsoft-com:office:word" xmlns:w="http://schemas.openxmlformats.org/wordprocessingml/2006/main" xmlns:w14="http://schemas.microsoft.com/office/word/2010/wordml" xmlns:w15="http://schemas.microsoft.com/office/word/2012/wordml" xmlns:w16cex="http://schemas.microsoft.com/office/word/2018/wordml/cex" xmlns:w16cid="http://schemas.microsoft.com/office/word/2016/wordml/cid" xmlns:w16="http://schemas.microsoft.com/office/word/2018/wordml" xmlns:w16se="http://schemas.microsoft.com/office/word/2015/wordml/symex" xmlns:wpg="http://schemas.microsoft.com/office/word/2010/wordprocessingGroup" xmlns:wpi="http://schemas.microsoft.com/office/word/2010/wordprocessingInk" xmlns:wne="http://schemas.microsoft.com/office/word/2006/wordml" xmlns:wps="http://schemas.microsoft.com/office/word/2010/wordprocessingShape" mc:Ignorable="w14 w15 w16se w16cid w16 w16cex wp14">
+  <w:abstractNum w:abstractNumId="0" w15:restartNumberingAfterBreak="0">
+    <w:nsid w:val="30DD49EF"/>
+    <w:multiLevelType w:val="multilevel"/>
+    <w:tmpl w:val="1804D148"/>
+    <w:lvl w:ilvl="0">
+      <w:start w:val="1"/>
+      <w:numFmt w:val="bullet"/>
+      <w:lvlText w:val=""/>
+      <w:lvlJc w:val="left"/>
+      <w:pPr>
+        <w:tabs>
+          <w:tab w:val="num" w:pos="720"/>
+        </w:tabs>
+        <w:ind w:left="720" w:hanging="360"/>
+      </w:pPr>
+      <w:rPr>
+        <w:rFonts w:ascii="Symbol" w:hAnsi="Symbol" w:hint="default"/>
+        <w:sz w:val="20"/>
+      </w:rPr>
+    </w:lvl>
+    <w:lvl w:ilvl="1" w:tentative="1">
+      <w:start w:val="1"/>
+      <w:numFmt w:val="bullet"/>
+      <w:lvlText w:val=""/>
+      <w:lvlJc w:val="left"/>
+      <w:pPr>
+        <w:tabs>
+          <w:tab w:val="num" w:pos="1440"/>
+        </w:tabs>
+        <w:ind w:left="1440" w:hanging="360"/>
+      </w:pPr>
+      <w:rPr>
+        <w:rFonts w:ascii="Symbol" w:hAnsi="Symbol" w:hint="default"/>
+        <w:sz w:val="20"/>
+      </w:rPr>
+    </w:lvl>
+    <w:lvl w:ilvl="2" w:tentative="1">
+      <w:start w:val="1"/>
+      <w:numFmt w:val="bullet"/>
+      <w:lvlText w:val=""/>
+      <w:lvlJc w:val="left"/>
+      <w:pPr>
+        <w:tabs>
+          <w:tab w:val="num" w:pos="2160"/>
+        </w:tabs>
+        <w:ind w:left="2160" w:hanging="360"/>
+      </w:pPr>
+      <w:rPr>
+        <w:rFonts w:ascii="Symbol" w:hAnsi="Symbol" w:hint="default"/>
+        <w:sz w:val="20"/>
+      </w:rPr>
+    </w:lvl>
+    <w:lvl w:ilvl="3" w:tentative="1">
+      <w:start w:val="1"/>
+      <w:numFmt w:val="bullet"/>
+      <w:lvlText w:val=""/>
+      <w:lvlJc w:val="left"/>
+      <w:pPr>
+        <w:tabs>
+          <w:tab w:val="num" w:pos="2880"/>
+        </w:tabs>
+        <w:ind w:left="2880" w:hanging="360"/>
+      </w:pPr>
+      <w:rPr>
+        <w:rFonts w:ascii="Symbol" w:hAnsi="Symbol" w:hint="default"/>
+        <w:sz w:val="20"/>
+      </w:rPr>
+    </w:lvl>
+    <w:lvl w:ilvl="4" w:tentative="1">
+      <w:start w:val="1"/>
+      <w:numFmt w:val="bullet"/>
+      <w:lvlText w:val=""/>
+      <w:lvlJc w:val="left"/>
+      <w:pPr>
+        <w:tabs>
+          <w:tab w:val="num" w:pos="3600"/>
+        </w:tabs>
+        <w:ind w:left="3600" w:hanging="360"/>
+      </w:pPr>
+      <w:rPr>
+        <w:rFonts w:ascii="Symbol" w:hAnsi="Symbol" w:hint="default"/>
+        <w:sz w:val="20"/>
+      </w:rPr>
+    </w:lvl>
+    <w:lvl w:ilvl="5" w:tentative="1">
+      <w:start w:val="1"/>
+      <w:numFmt w:val="bullet"/>
+      <w:lvlText w:val=""/>
+      <w:lvlJc w:val="left"/>
+      <w:pPr>
+        <w:tabs>
+          <w:tab w:val="num" w:pos="4320"/>
+        </w:tabs>
+        <w:ind w:left="4320" w:hanging="360"/>
+      </w:pPr>
+      <w:rPr>
+        <w:rFonts w:ascii="Symbol" w:hAnsi="Symbol" w:hint="default"/>
+        <w:sz w:val="20"/>
+      </w:rPr>
+    </w:lvl>
+    <w:lvl w:ilvl="6" w:tentative="1">
+      <w:start w:val="1"/>
+      <w:numFmt w:val="bullet"/>
+      <w:lvlText w:val=""/>
+      <w:lvlJc w:val="left"/>
+      <w:pPr>
+        <w:tabs>
+          <w:tab w:val="num" w:pos="5040"/>
+        </w:tabs>
+        <w:ind w:left="5040" w:hanging="360"/>
+      </w:pPr>
+      <w:rPr>
+        <w:rFonts w:ascii="Symbol" w:hAnsi="Symbol" w:hint="default"/>
+        <w:sz w:val="20"/>
+      </w:rPr>
+    </w:lvl>
+    <w:lvl w:ilvl="7" w:tentative="1">
+      <w:start w:val="1"/>
+      <w:numFmt w:val="bullet"/>
+      <w:lvlText w:val=""/>
+      <w:lvlJc w:val="left"/>
+      <w:pPr>
+        <w:tabs>
+          <w:tab w:val="num" w:pos="5760"/>
+        </w:tabs>
+        <w:ind w:left="5760" w:hanging="360"/>
+      </w:pPr>
+      <w:rPr>
+        <w:rFonts w:ascii="Symbol" w:hAnsi="Symbol" w:hint="default"/>
+        <w:sz w:val="20"/>
+      </w:rPr>
+    </w:lvl>
+    <w:lvl w:ilvl="8" w:tentative="1">
+      <w:start w:val="1"/>
+      <w:numFmt w:val="bullet"/>
+      <w:lvlText w:val=""/>
+      <w:lvlJc w:val="left"/>
+      <w:pPr>
+        <w:tabs>
+          <w:tab w:val="num" w:pos="6480"/>
+        </w:tabs>
+        <w:ind w:left="6480" w:hanging="360"/>
+      </w:pPr>
+      <w:rPr>
+        <w:rFonts w:ascii="Symbol" w:hAnsi="Symbol" w:hint="default"/>
+        <w:sz w:val="20"/>
+      </w:rPr>
+    </w:lvl>
+  </w:abstractNum>
+  <w:abstractNum w:abstractNumId="1" w15:restartNumberingAfterBreak="0">
+    <w:nsid w:val="3C4731A4"/>
+    <w:multiLevelType w:val="multilevel"/>
+    <w:tmpl w:val="307A00DA"/>
+    <w:lvl w:ilvl="0">
+      <w:start w:val="1"/>
+      <w:numFmt w:val="bullet"/>
+      <w:lvlText w:val=""/>
+      <w:lvlJc w:val="left"/>
+      <w:pPr>
+        <w:tabs>
+          <w:tab w:val="num" w:pos="720"/>
+        </w:tabs>
+        <w:ind w:left="720" w:hanging="360"/>
+      </w:pPr>
+      <w:rPr>
+        <w:rFonts w:ascii="Symbol" w:hAnsi="Symbol" w:hint="default"/>
+        <w:sz w:val="20"/>
+      </w:rPr>
+    </w:lvl>
+    <w:lvl w:ilvl="1" w:tentative="1">
+      <w:start w:val="1"/>
+      <w:numFmt w:val="bullet"/>
+      <w:lvlText w:val=""/>
+      <w:lvlJc w:val="left"/>
+      <w:pPr>
+        <w:tabs>
+          <w:tab w:val="num" w:pos="1440"/>
+        </w:tabs>
+        <w:ind w:left="1440" w:hanging="360"/>
+      </w:pPr>
+      <w:rPr>
+        <w:rFonts w:ascii="Symbol" w:hAnsi="Symbol" w:hint="default"/>
+        <w:sz w:val="20"/>
+      </w:rPr>
+    </w:lvl>
+    <w:lvl w:ilvl="2" w:tentative="1">
+      <w:start w:val="1"/>
+      <w:numFmt w:val="bullet"/>
+      <w:lvlText w:val=""/>
+      <w:lvlJc w:val="left"/>
+      <w:pPr>
+        <w:tabs>
+          <w:tab w:val="num" w:pos="2160"/>
+        </w:tabs>
+        <w:ind w:left="2160" w:hanging="360"/>
+      </w:pPr>
+      <w:rPr>
+        <w:rFonts w:ascii="Symbol" w:hAnsi="Symbol" w:hint="default"/>
+        <w:sz w:val="20"/>
+      </w:rPr>
+    </w:lvl>
+    <w:lvl w:ilvl="3" w:tentative="1">
+      <w:start w:val="1"/>
+      <w:numFmt w:val="bullet"/>
+      <w:lvlText w:val=""/>
+      <w:lvlJc w:val="left"/>
+      <w:pPr>
+        <w:tabs>
+          <w:tab w:val="num" w:pos="2880"/>
+        </w:tabs>
+        <w:ind w:left="2880" w:hanging="360"/>
+      </w:pPr>
+      <w:rPr>
+        <w:rFonts w:ascii="Symbol" w:hAnsi="Symbol" w:hint="default"/>
+        <w:sz w:val="20"/>
+      </w:rPr>
+    </w:lvl>
+    <w:lvl w:ilvl="4" w:tentative="1">
+      <w:start w:val="1"/>
+      <w:numFmt w:val="bullet"/>
+      <w:lvlText w:val=""/>
+      <w:lvlJc w:val="left"/>
+      <w:pPr>
+        <w:tabs>
+          <w:tab w:val="num" w:pos="3600"/>
+        </w:tabs>
+        <w:ind w:left="3600" w:hanging="360"/>
+      </w:pPr>
+      <w:rPr>
+        <w:rFonts w:ascii="Symbol" w:hAnsi="Symbol" w:hint="default"/>
+        <w:sz w:val="20"/>
+      </w:rPr>
+    </w:lvl>
+    <w:lvl w:ilvl="5" w:tentative="1">
+      <w:start w:val="1"/>
+      <w:numFmt w:val="bullet"/>
+      <w:lvlText w:val=""/>
+      <w:lvlJc w:val="left"/>
+      <w:pPr>
+        <w:tabs>
+          <w:tab w:val="num" w:pos="4320"/>
+        </w:tabs>
+        <w:ind w:left="4320" w:hanging="360"/>
+      </w:pPr>
+      <w:rPr>
+        <w:rFonts w:ascii="Symbol" w:hAnsi="Symbol" w:hint="default"/>
+        <w:sz w:val="20"/>
+      </w:rPr>
+    </w:lvl>
+    <w:lvl w:ilvl="6" w:tentative="1">
+      <w:start w:val="1"/>
+      <w:numFmt w:val="bullet"/>
+      <w:lvlText w:val=""/>
+      <w:lvlJc w:val="left"/>
+      <w:pPr>
+        <w:tabs>
+          <w:tab w:val="num" w:pos="5040"/>
+        </w:tabs>
+        <w:ind w:left="5040" w:hanging="360"/>
+      </w:pPr>
+      <w:rPr>
+        <w:rFonts w:ascii="Symbol" w:hAnsi="Symbol" w:hint="default"/>
+        <w:sz w:val="20"/>
+      </w:rPr>
+    </w:lvl>
+    <w:lvl w:ilvl="7" w:tentative="1">
+      <w:start w:val="1"/>
+      <w:numFmt w:val="bullet"/>
+      <w:lvlText w:val=""/>
+      <w:lvlJc w:val="left"/>
+      <w:pPr>
+        <w:tabs>
+          <w:tab w:val="num" w:pos="5760"/>
+        </w:tabs>
+        <w:ind w:left="5760" w:hanging="360"/>
+      </w:pPr>
+      <w:rPr>
+        <w:rFonts w:ascii="Symbol" w:hAnsi="Symbol" w:hint="default"/>
+        <w:sz w:val="20"/>
+      </w:rPr>
+    </w:lvl>
+    <w:lvl w:ilvl="8" w:tentative="1">
+      <w:start w:val="1"/>
+      <w:numFmt w:val="bullet"/>
+      <w:lvlText w:val=""/>
+      <w:lvlJc w:val="left"/>
+      <w:pPr>
+        <w:tabs>
+          <w:tab w:val="num" w:pos="6480"/>
+        </w:tabs>
+        <w:ind w:left="6480" w:hanging="360"/>
+      </w:pPr>
+      <w:rPr>
+        <w:rFonts w:ascii="Symbol" w:hAnsi="Symbol" w:hint="default"/>
+        <w:sz w:val="20"/>
+      </w:rPr>
+    </w:lvl>
+  </w:abstractNum>
+  <w:abstractNum w:abstractNumId="2" w15:restartNumberingAfterBreak="0">
+    <w:nsid w:val="42CE28E2"/>
+    <w:multiLevelType w:val="hybridMultilevel"/>
+    <w:tmpl w:val="5540E1A0"/>
+    <w:lvl w:ilvl="0" w:tplc="04190001">
+      <w:start w:val="1"/>
+      <w:numFmt w:val="bullet"/>
+      <w:lvlText w:val=""/>
+      <w:lvlJc w:val="left"/>
+      <w:pPr>
+        <w:ind w:left="1429" w:hanging="360"/>
+      </w:pPr>
+      <w:rPr>
+        <w:rFonts w:ascii="Symbol" w:hAnsi="Symbol" w:hint="default"/>
+      </w:rPr>
+    </w:lvl>
+    <w:lvl w:ilvl="1" w:tplc="04190003" w:tentative="1">
+      <w:start w:val="1"/>
+      <w:numFmt w:val="bullet"/>
+      <w:lvlText w:val="o"/>
+      <w:lvlJc w:val="left"/>
+      <w:pPr>
+        <w:ind w:left="2149" w:hanging="360"/>
+      </w:pPr>
+      <w:rPr>
+        <w:rFonts w:ascii="Courier New" w:hAnsi="Courier New" w:cs="Courier New" w:hint="default"/>
+      </w:rPr>
+    </w:lvl>
+    <w:lvl w:ilvl="2" w:tplc="04190005" w:tentative="1">
+      <w:start w:val="1"/>
+      <w:numFmt w:val="bullet"/>
+      <w:lvlText w:val=""/>
+      <w:lvlJc w:val="left"/>
+      <w:pPr>
+        <w:ind w:left="2869" w:hanging="360"/>
+      </w:pPr>
+      <w:rPr>
+        <w:rFonts w:ascii="Wingdings" w:hAnsi="Wingdings" w:hint="default"/>
+      </w:rPr>
+    </w:lvl>
+    <w:lvl w:ilvl="3" w:tplc="04190001" w:tentative="1">
+      <w:start w:val="1"/>
+      <w:numFmt w:val="bullet"/>
+      <w:lvlText w:val=""/>
+      <w:lvlJc w:val="left"/>
+      <w:pPr>
+        <w:ind w:left="3589" w:hanging="360"/>
+      </w:pPr>
+      <w:rPr>
+        <w:rFonts w:ascii="Symbol" w:hAnsi="Symbol" w:hint="default"/>
+      </w:rPr>
+    </w:lvl>
+    <w:lvl w:ilvl="4" w:tplc="04190003" w:tentative="1">
+      <w:start w:val="1"/>
+      <w:numFmt w:val="bullet"/>
+      <w:lvlText w:val="o"/>
+      <w:lvlJc w:val="left"/>
+      <w:pPr>
+        <w:ind w:left="4309" w:hanging="360"/>
+      </w:pPr>
+      <w:rPr>
+        <w:rFonts w:ascii="Courier New" w:hAnsi="Courier New" w:cs="Courier New" w:hint="default"/>
+      </w:rPr>
+    </w:lvl>
+    <w:lvl w:ilvl="5" w:tplc="04190005" w:tentative="1">
+      <w:start w:val="1"/>
+      <w:numFmt w:val="bullet"/>
+      <w:lvlText w:val=""/>
+      <w:lvlJc w:val="left"/>
+      <w:pPr>
+        <w:ind w:left="5029" w:hanging="360"/>
+      </w:pPr>
+      <w:rPr>
+        <w:rFonts w:ascii="Wingdings" w:hAnsi="Wingdings" w:hint="default"/>
+      </w:rPr>
+    </w:lvl>
+    <w:lvl w:ilvl="6" w:tplc="04190001" w:tentative="1">
+      <w:start w:val="1"/>
+      <w:numFmt w:val="bullet"/>
+      <w:lvlText w:val=""/>
+      <w:lvlJc w:val="left"/>
+      <w:pPr>
+        <w:ind w:left="5749" w:hanging="360"/>
+      </w:pPr>
+      <w:rPr>
+        <w:rFonts w:ascii="Symbol" w:hAnsi="Symbol" w:hint="default"/>
+      </w:rPr>
+    </w:lvl>
+    <w:lvl w:ilvl="7" w:tplc="04190003" w:tentative="1">
+      <w:start w:val="1"/>
+      <w:numFmt w:val="bullet"/>
+      <w:lvlText w:val="o"/>
+      <w:lvlJc w:val="left"/>
+      <w:pPr>
+        <w:ind w:left="6469" w:hanging="360"/>
+      </w:pPr>
+      <w:rPr>
+        <w:rFonts w:ascii="Courier New" w:hAnsi="Courier New" w:cs="Courier New" w:hint="default"/>
+      </w:rPr>
+    </w:lvl>
+    <w:lvl w:ilvl="8" w:tplc="04190005" w:tentative="1">
+      <w:start w:val="1"/>
+      <w:numFmt w:val="bullet"/>
+      <w:lvlText w:val=""/>
+      <w:lvlJc w:val="left"/>
+      <w:pPr>
+        <w:ind w:left="7189" w:hanging="360"/>
+      </w:pPr>
+      <w:rPr>
+        <w:rFonts w:ascii="Wingdings" w:hAnsi="Wingdings" w:hint="default"/>
+      </w:rPr>
+    </w:lvl>
+  </w:abstractNum>
+  <w:abstractNum w:abstractNumId="3" w15:restartNumberingAfterBreak="0">
+    <w:nsid w:val="6E4C2D22"/>
+    <w:multiLevelType w:val="multilevel"/>
+    <w:tmpl w:val="7D14E2E0"/>
+    <w:lvl w:ilvl="0">
+      <w:start w:val="1"/>
+      <w:numFmt w:val="bullet"/>
+      <w:lvlText w:val=""/>
+      <w:lvlJc w:val="left"/>
+      <w:pPr>
+        <w:tabs>
+          <w:tab w:val="num" w:pos="720"/>
+        </w:tabs>
+        <w:ind w:left="720" w:hanging="360"/>
+      </w:pPr>
+      <w:rPr>
+        <w:rFonts w:ascii="Symbol" w:hAnsi="Symbol" w:hint="default"/>
+        <w:sz w:val="20"/>
+      </w:rPr>
+    </w:lvl>
+    <w:lvl w:ilvl="1" w:tentative="1">
+      <w:start w:val="1"/>
+      <w:numFmt w:val="bullet"/>
+      <w:lvlText w:val=""/>
+      <w:lvlJc w:val="left"/>
+      <w:pPr>
+        <w:tabs>
+          <w:tab w:val="num" w:pos="1440"/>
+        </w:tabs>
+        <w:ind w:left="1440" w:hanging="360"/>
+      </w:pPr>
+      <w:rPr>
+        <w:rFonts w:ascii="Symbol" w:hAnsi="Symbol" w:hint="default"/>
+        <w:sz w:val="20"/>
+      </w:rPr>
+    </w:lvl>
+    <w:lvl w:ilvl="2" w:tentative="1">
+      <w:start w:val="1"/>
+      <w:numFmt w:val="bullet"/>
+      <w:lvlText w:val=""/>
+      <w:lvlJc w:val="left"/>
+      <w:pPr>
+        <w:tabs>
+          <w:tab w:val="num" w:pos="2160"/>
+        </w:tabs>
+        <w:ind w:left="2160" w:hanging="360"/>
+      </w:pPr>
+      <w:rPr>
+        <w:rFonts w:ascii="Symbol" w:hAnsi="Symbol" w:hint="default"/>
+        <w:sz w:val="20"/>
+      </w:rPr>
+    </w:lvl>
+    <w:lvl w:ilvl="3" w:tentative="1">
+      <w:start w:val="1"/>
+      <w:numFmt w:val="bullet"/>
+      <w:lvlText w:val=""/>
+      <w:lvlJc w:val="left"/>
+      <w:pPr>
+        <w:tabs>
+          <w:tab w:val="num" w:pos="2880"/>
+        </w:tabs>
+        <w:ind w:left="2880" w:hanging="360"/>
+      </w:pPr>
+      <w:rPr>
+        <w:rFonts w:ascii="Symbol" w:hAnsi="Symbol" w:hint="default"/>
+        <w:sz w:val="20"/>
+      </w:rPr>
+    </w:lvl>
+    <w:lvl w:ilvl="4" w:tentative="1">
+      <w:start w:val="1"/>
+      <w:numFmt w:val="bullet"/>
+      <w:lvlText w:val=""/>
+      <w:lvlJc w:val="left"/>
+      <w:pPr>
+        <w:tabs>
+          <w:tab w:val="num" w:pos="3600"/>
+        </w:tabs>
+        <w:ind w:left="3600" w:hanging="360"/>
+      </w:pPr>
+      <w:rPr>
+        <w:rFonts w:ascii="Symbol" w:hAnsi="Symbol" w:hint="default"/>
+        <w:sz w:val="20"/>
+      </w:rPr>
+    </w:lvl>
+    <w:lvl w:ilvl="5" w:tentative="1">
+      <w:start w:val="1"/>
+      <w:numFmt w:val="bullet"/>
+      <w:lvlText w:val=""/>
+      <w:lvlJc w:val="left"/>
+      <w:pPr>
+        <w:tabs>
+          <w:tab w:val="num" w:pos="4320"/>
+        </w:tabs>
+        <w:ind w:left="4320" w:hanging="360"/>
+      </w:pPr>
+      <w:rPr>
+        <w:rFonts w:ascii="Symbol" w:hAnsi="Symbol" w:hint="default"/>
+        <w:sz w:val="20"/>
+      </w:rPr>
+    </w:lvl>
+    <w:lvl w:ilvl="6" w:tentative="1">
+      <w:start w:val="1"/>
+      <w:numFmt w:val="bullet"/>
+      <w:lvlText w:val=""/>
+      <w:lvlJc w:val="left"/>
+      <w:pPr>
+        <w:tabs>
+          <w:tab w:val="num" w:pos="5040"/>
+        </w:tabs>
+        <w:ind w:left="5040" w:hanging="360"/>
+      </w:pPr>
+      <w:rPr>
+        <w:rFonts w:ascii="Symbol" w:hAnsi="Symbol" w:hint="default"/>
+        <w:sz w:val="20"/>
+      </w:rPr>
+    </w:lvl>
+    <w:lvl w:ilvl="7" w:tentative="1">
+      <w:start w:val="1"/>
+      <w:numFmt w:val="bullet"/>
+      <w:lvlText w:val=""/>
+      <w:lvlJc w:val="left"/>
+      <w:pPr>
+        <w:tabs>
+          <w:tab w:val="num" w:pos="5760"/>
+        </w:tabs>
+        <w:ind w:left="5760" w:hanging="360"/>
+      </w:pPr>
+      <w:rPr>
+        <w:rFonts w:ascii="Symbol" w:hAnsi="Symbol" w:hint="default"/>
+        <w:sz w:val="20"/>
+      </w:rPr>
+    </w:lvl>
+    <w:lvl w:ilvl="8" w:tentative="1">
+      <w:start w:val="1"/>
+      <w:numFmt w:val="bullet"/>
+      <w:lvlText w:val=""/>
+      <w:lvlJc w:val="left"/>
+      <w:pPr>
+        <w:tabs>
+          <w:tab w:val="num" w:pos="6480"/>
+        </w:tabs>
+        <w:ind w:left="6480" w:hanging="360"/>
+      </w:pPr>
+      <w:rPr>
+        <w:rFonts w:ascii="Symbol" w:hAnsi="Symbol" w:hint="default"/>
+        <w:sz w:val="20"/>
+      </w:rPr>
+    </w:lvl>
+  </w:abstractNum>
+  <w:num w:numId="1">
+    <w:abstractNumId w:val="3"/>
+  </w:num>
+  <w:num w:numId="2">
+    <w:abstractNumId w:val="0"/>
+  </w:num>
+  <w:num w:numId="3">
+    <w:abstractNumId w:val="1"/>
+  </w:num>
+  <w:num w:numId="4">
+    <w:abstractNumId w:val="2"/>
+  </w:num>
+</w:numbering>
 </file>
 
 <file path=word/styles.xml><?xml version="1.0" encoding="utf-8"?>
@@ -585,6 +1673,28 @@
       <w:sz w:val="28"/>
     </w:rPr>
   </w:style>
+  <w:style w:type="paragraph" w:styleId="3">
+    <w:name w:val="heading 3"/>
+    <w:basedOn w:val="a"/>
+    <w:link w:val="30"/>
+    <w:uiPriority w:val="9"/>
+    <w:qFormat/>
+    <w:rsid w:val="00BD5D4E"/>
+    <w:pPr>
+      <w:spacing w:before="100" w:beforeAutospacing="1" w:after="100" w:afterAutospacing="1" w:line="240" w:lineRule="auto"/>
+      <w:ind w:firstLine="0"/>
+      <w:jc w:val="left"/>
+      <w:outlineLvl w:val="2"/>
+    </w:pPr>
+    <w:rPr>
+      <w:rFonts w:eastAsia="Times New Roman" w:cs="Times New Roman"/>
+      <w:b/>
+      <w:bCs/>
+      <w:sz w:val="27"/>
+      <w:szCs w:val="27"/>
+      <w:lang w:eastAsia="ru-RU"/>
+    </w:rPr>
+  </w:style>
   <w:style w:type="character" w:default="1" w:styleId="a0">
     <w:name w:val="Default Paragraph Font"/>
     <w:uiPriority w:val="1"/>
@@ -611,6 +1721,75 @@
     <w:uiPriority w:val="99"/>
     <w:semiHidden/>
     <w:unhideWhenUsed/>
+  </w:style>
+  <w:style w:type="character" w:customStyle="1" w:styleId="30">
+    <w:name w:val="Заголовок 3 Знак"/>
+    <w:basedOn w:val="a0"/>
+    <w:link w:val="3"/>
+    <w:uiPriority w:val="9"/>
+    <w:rsid w:val="00BD5D4E"/>
+    <w:rPr>
+      <w:rFonts w:ascii="Times New Roman" w:eastAsia="Times New Roman" w:hAnsi="Times New Roman" w:cs="Times New Roman"/>
+      <w:b/>
+      <w:bCs/>
+      <w:sz w:val="27"/>
+      <w:szCs w:val="27"/>
+      <w:lang w:eastAsia="ru-RU"/>
+    </w:rPr>
+  </w:style>
+  <w:style w:type="paragraph" w:styleId="a3">
+    <w:name w:val="Normal (Web)"/>
+    <w:basedOn w:val="a"/>
+    <w:uiPriority w:val="99"/>
+    <w:semiHidden/>
+    <w:unhideWhenUsed/>
+    <w:rsid w:val="00BD5D4E"/>
+    <w:pPr>
+      <w:spacing w:before="100" w:beforeAutospacing="1" w:after="100" w:afterAutospacing="1" w:line="240" w:lineRule="auto"/>
+      <w:ind w:firstLine="0"/>
+      <w:jc w:val="left"/>
+    </w:pPr>
+    <w:rPr>
+      <w:rFonts w:eastAsia="Times New Roman" w:cs="Times New Roman"/>
+      <w:sz w:val="24"/>
+      <w:szCs w:val="24"/>
+      <w:lang w:eastAsia="ru-RU"/>
+    </w:rPr>
+  </w:style>
+  <w:style w:type="character" w:styleId="a4">
+    <w:name w:val="Strong"/>
+    <w:basedOn w:val="a0"/>
+    <w:uiPriority w:val="22"/>
+    <w:qFormat/>
+    <w:rsid w:val="00BD5D4E"/>
+    <w:rPr>
+      <w:b/>
+      <w:bCs/>
+    </w:rPr>
+  </w:style>
+  <w:style w:type="character" w:styleId="HTML">
+    <w:name w:val="HTML Code"/>
+    <w:basedOn w:val="a0"/>
+    <w:uiPriority w:val="99"/>
+    <w:semiHidden/>
+    <w:unhideWhenUsed/>
+    <w:rsid w:val="00BD5D4E"/>
+    <w:rPr>
+      <w:rFonts w:ascii="Courier New" w:eastAsia="Times New Roman" w:hAnsi="Courier New" w:cs="Courier New"/>
+      <w:sz w:val="20"/>
+      <w:szCs w:val="20"/>
+    </w:rPr>
+  </w:style>
+  <w:style w:type="paragraph" w:styleId="a5">
+    <w:name w:val="List Paragraph"/>
+    <w:basedOn w:val="a"/>
+    <w:uiPriority w:val="34"/>
+    <w:qFormat/>
+    <w:rsid w:val="00BD5D4E"/>
+    <w:pPr>
+      <w:ind w:left="720"/>
+      <w:contextualSpacing/>
+    </w:pPr>
   </w:style>
 </w:styles>
 </file>
